--- a/docs/PIPELINE_AND_AUTOMATION.docx
+++ b/docs/PIPELINE_AND_AUTOMATION.docx
@@ -1440,6 +1440,64 @@
         <w:rPr>
           <w:b/>
         </w:rPr>
+        <w:t>Shorting realism (modeled):</w:t>
+      </w:r>
+      <w:r>
+        <w:rPr>
+          <w:b w:val="0"/>
+        </w:rPr>
+        <w:t xml:space="preserve"> `backtest_pead(borrow_apr=…, no_borrow={…})` charges a daily</w:t>
+      </w:r>
+    </w:p>
+    <w:p>
+      <w:r>
+        <w:rPr>
+          <w:b w:val="0"/>
+        </w:rPr>
+        <w:t>borrow fee on the short notional and drops un-locatable names. Stress: dollar-neutral Sharpe</w:t>
+      </w:r>
+    </w:p>
+    <w:p>
+      <w:r>
+        <w:rPr>
+          <w:b w:val="0"/>
+        </w:rPr>
+        <w:t>0.61 → 0.58 at realistic large-cap GC borrow (~1%/yr) → 0.34 only under a 10% HTB stress. The</w:t>
+      </w:r>
+    </w:p>
+    <w:p>
+      <w:r>
+        <w:rPr>
+          <w:b w:val="0"/>
+        </w:rPr>
+        <w:t xml:space="preserve">edge </w:t>
+      </w:r>
+      <w:r>
+        <w:rPr>
+          <w:b/>
+        </w:rPr>
+        <w:t>survives realistic borrow</w:t>
+      </w:r>
+      <w:r>
+        <w:rPr>
+          <w:b w:val="0"/>
+        </w:rPr>
+        <w:t xml:space="preserve"> (our universe is liquid large-cap GC); shorting cost is *not*</w:t>
+      </w:r>
+    </w:p>
+    <w:p>
+      <w:r>
+        <w:rPr>
+          <w:b w:val="0"/>
+        </w:rPr>
+        <w:t>the binding constraint.</w:t>
+      </w:r>
+    </w:p>
+    <w:p>
+      <w:r>
+        <w:rPr>
+          <w:b/>
+        </w:rPr>
         <w:t>To validate (DSR &gt; 0.95):</w:t>
       </w:r>
     </w:p>
@@ -1451,13 +1509,13 @@
         <w:rPr>
           <w:b/>
         </w:rPr>
-        <w:t>Breadth</w:t>
+        <w:t>Breadth (the binding constraint)</w:t>
       </w:r>
       <w:r>
         <w:rPr>
           <w:b w:val="0"/>
         </w:rPr>
-        <w:t xml:space="preserve"> — the daily `avearnings` job fills the full 195-symbol universe (~8 days), tightening</w:t>
+        <w:t xml:space="preserve"> — the daily `avearnings` job fills the full 195-symbol</w:t>
       </w:r>
     </w:p>
     <w:p>
@@ -1465,24 +1523,7 @@
         <w:rPr>
           <w:b w:val="0"/>
         </w:rPr>
-        <w:t xml:space="preserve">   the cross-sectional deciles and shrinking the Sharpe standard error.</w:t>
-      </w:r>
-    </w:p>
-    <w:p>
-      <w:pPr>
-        <w:pStyle w:val="ListNumber"/>
-      </w:pPr>
-      <w:r>
-        <w:rPr>
-          <w:b/>
-        </w:rPr>
-        <w:t>Shorting realism</w:t>
-      </w:r>
-      <w:r>
-        <w:rPr>
-          <w:b w:val="0"/>
-        </w:rPr>
-        <w:t xml:space="preserve"> — model borrow/locate + paper-short constraints on the short leg.</w:t>
+        <w:t xml:space="preserve">   universe (~8 days), tightening the cross-sectional deciles and shrinking the Sharpe SE.</w:t>
       </w:r>
     </w:p>
     <w:p>

--- a/docs/PIPELINE_AND_AUTOMATION.docx
+++ b/docs/PIPELINE_AND_AUTOMATION.docx
@@ -1225,6 +1225,60 @@
               <w:rPr>
                 <w:b/>
               </w:rPr>
+              <w:t>`com.alpca.forwardtrack`</w:t>
+            </w:r>
+          </w:p>
+        </w:tc>
+        <w:tc>
+          <w:tcPr>
+            <w:tcW w:type="dxa" w:w="2160"/>
+          </w:tcPr>
+          <w:p>
+            <w:r>
+              <w:rPr>
+                <w:b/>
+              </w:rPr>
+              <w:t>Mon–Fri 17:15</w:t>
+            </w:r>
+          </w:p>
+        </w:tc>
+        <w:tc>
+          <w:tcPr>
+            <w:tcW w:type="dxa" w:w="2160"/>
+          </w:tcPr>
+          <w:p>
+            <w:r>
+              <w:rPr>
+                <w:b/>
+              </w:rPr>
+              <w:t>Shadow forward paper-track — TWO sleeves now: (1) pairs basket, (2) mid-cap vol-managed momentum (borrow-free long/index-hedge, Case 45 ~0.23, uncorrelated ρ=−0.03). Refresh bars → mark prior book → log sized target → accumulate live OOS curve</w:t>
+            </w:r>
+          </w:p>
+        </w:tc>
+        <w:tc>
+          <w:tcPr>
+            <w:tcW w:type="dxa" w:w="2160"/>
+          </w:tcPr>
+          <w:p>
+            <w:r>
+              <w:rPr>
+                <w:b/>
+              </w:rPr>
+              <w:t>no (shadow)</w:t>
+            </w:r>
+          </w:p>
+        </w:tc>
+      </w:tr>
+      <w:tr>
+        <w:tc>
+          <w:tcPr>
+            <w:tcW w:type="dxa" w:w="2160"/>
+          </w:tcPr>
+          <w:p>
+            <w:r>
+              <w:rPr>
+                <w:b/>
+              </w:rPr>
               <w:t>`com.alpca.avearnings`</w:t>
             </w:r>
           </w:p>
